--- a/technical_protection_of_information/практики/2/2026/Документы/6. Справка о наличии и квалификации персонала.docx
+++ b/technical_protection_of_information/практики/2/2026/Документы/6. Справка о наличии и квалификации персонала.docx
@@ -100,12 +100,7 @@
         <w:jc w:val="both"/>
       </w:pPr>
       <w:r>
-        <w:rPr>
-          <w:b w:val="0"/>
-          <w:i w:val="0"/>
-          <w:sz w:val="28"/>
-        </w:rPr>
-        <w:t>Настоящая справка подтверждает соответствие ООО «ТехноЩит» подпункту «а» пункта 5 Положения о лицензировании деятельности по технической защите конфиденциальной информации (утв. постановлением Правительства РФ от 03.02.2012 № 79): в штате по основному месту работы имеются уполномоченное руководить работами лицо и инженерно-технические работники (не менее 2 человек) с высшим образованием в области информационной безопасности и стажем работы не менее 3 лет.</w:t>
+        <w:t>Справка содержит учебные сведения о составе профильной группы ООО «ТехноЩит». Для проверки требований к кадрам по подпункту «а» пункта 6 Положения № 79 сведения необходимо подтвердить первичными документами. Сама справка не удостоверяет квалификацию и трудовые отношения.</w:t>
       </w:r>
     </w:p>
     <w:tbl>
@@ -457,12 +452,7 @@
         <w:jc w:val="both"/>
       </w:pPr>
       <w:r>
-        <w:rPr>
-          <w:b w:val="0"/>
-          <w:i w:val="0"/>
-          <w:sz w:val="28"/>
-        </w:rPr>
-        <w:t>Копии приказов о назначении, дипломов и сведений о трудовой деятельности прилагаются (подпункт «б» пункта 8 Положения).</w:t>
+        <w:t>Копии приказов о назначении, дипломов и документов о трудовой деятельности в текущем комплекте не представлены. Их сбор предусмотрен мероприятием Н3 учебного плана УПР-02 от 10.09.2026.</w:t>
       </w:r>
     </w:p>
     <w:p>
